--- a/10thJune2026.docx
+++ b/10thJune2026.docx
@@ -171,6 +171,9 @@
     </w:p>
     <w:p>
       <w:r>
+        <w:rPr>
+          <w:noProof/>
+        </w:rPr>
         <w:drawing>
           <wp:inline distT="0" distB="0" distL="0" distR="0" wp14:anchorId="7C4FDFBC" wp14:editId="110050E8">
             <wp:extent cx="5943600" cy="4007485"/>
@@ -210,6 +213,9 @@
     </w:p>
     <w:p>
       <w:r>
+        <w:rPr>
+          <w:noProof/>
+        </w:rPr>
         <w:lastRenderedPageBreak/>
         <w:drawing>
           <wp:inline distT="0" distB="0" distL="0" distR="0" wp14:anchorId="6F61E9C8" wp14:editId="728F26E7">
@@ -251,6 +257,9 @@
     <w:p/>
     <w:p>
       <w:r>
+        <w:rPr>
+          <w:noProof/>
+        </w:rPr>
         <w:lastRenderedPageBreak/>
         <w:drawing>
           <wp:inline distT="0" distB="0" distL="0" distR="0" wp14:anchorId="79DA9EB6" wp14:editId="5B23AC13">
@@ -306,10 +315,10 @@
     <w:p>
       <w:r>
         <w:drawing>
-          <wp:inline distT="0" distB="0" distL="0" distR="0" wp14:anchorId="52689D5D" wp14:editId="0650A092">
-            <wp:extent cx="5943600" cy="3100070"/>
-            <wp:effectExtent l="0" t="0" r="0" b="5080"/>
-            <wp:docPr id="1320763602" name="Picture 1"/>
+          <wp:inline distT="0" distB="0" distL="0" distR="0" wp14:anchorId="32F9397C" wp14:editId="5C2CCB22">
+            <wp:extent cx="5943600" cy="4001770"/>
+            <wp:effectExtent l="0" t="0" r="0" b="0"/>
+            <wp:docPr id="413815156" name="Picture 1"/>
             <wp:cNvGraphicFramePr>
               <a:graphicFrameLocks xmlns:a="http://schemas.openxmlformats.org/drawingml/2006/main" noChangeAspect="1"/>
             </wp:cNvGraphicFramePr>
@@ -317,7 +326,7 @@
               <a:graphicData uri="http://schemas.openxmlformats.org/drawingml/2006/picture">
                 <pic:pic xmlns:pic="http://schemas.openxmlformats.org/drawingml/2006/picture">
                   <pic:nvPicPr>
-                    <pic:cNvPr id="1320763602" name=""/>
+                    <pic:cNvPr id="413815156" name=""/>
                     <pic:cNvPicPr/>
                   </pic:nvPicPr>
                   <pic:blipFill>
@@ -329,7 +338,7 @@
                   <pic:spPr>
                     <a:xfrm>
                       <a:off x="0" y="0"/>
-                      <a:ext cx="5943600" cy="3100070"/>
+                      <a:ext cx="5943600" cy="4001770"/>
                     </a:xfrm>
                     <a:prstGeom prst="rect">
                       <a:avLst/>
